--- a/label-docx-reader/corpus/tracked-cases/table-deleted-whole.docx
+++ b/label-docx-reader/corpus/tracked-cases/table-deleted-whole.docx
@@ -5,7 +5,7 @@
     <w:tbl>
       <w:tblPr/>
       <w:tblGrid>
-        <w:gridCol/>
+        <w:gridCol w:w="4000"/>
       </w:tblGrid>
       <w:tr>
         <w:trPr>
@@ -30,7 +30,7 @@
     <w:tbl>
       <w:tblPr/>
       <w:tblGrid>
-        <w:gridCol/>
+        <w:gridCol w:w="4000"/>
       </w:tblGrid>
       <w:tr>
         <w:tc>
